--- a/06_Estandarizacion_Procesos/POE_01_Tortillas_Estilizado.docx
+++ b/06_Estandarizacion_Procesos/POE_01_Tortillas_Estilizado.docx
@@ -19,23 +19,70 @@
         </w:rPr>
         <w:br/>
       </w:r>
+      <w:proofErr w:type="spellStart"/>
       <w:r>
         <w:rPr>
           <w:color w:val="7A9B3A"/>
           <w:sz w:val="28"/>
         </w:rPr>
-        <w:t>Elaboración de Tortillas de Papa (con y sin cebolla)</w:t>
+        <w:t>Elaboración</w:t>
+      </w:r>
+      <w:proofErr w:type="spellEnd"/>
+      <w:r>
+        <w:rPr>
+          <w:color w:val="7A9B3A"/>
+          <w:sz w:val="28"/>
+        </w:rPr>
+        <w:t xml:space="preserve"> de Tortillas de Papa (con y sin </w:t>
+      </w:r>
+      <w:proofErr w:type="spellStart"/>
+      <w:r>
+        <w:rPr>
+          <w:color w:val="7A9B3A"/>
+          <w:sz w:val="28"/>
+        </w:rPr>
+        <w:t>cebolla</w:t>
+      </w:r>
+      <w:proofErr w:type="spellEnd"/>
+      <w:r>
+        <w:rPr>
+          <w:color w:val="7A9B3A"/>
+          <w:sz w:val="28"/>
+        </w:rPr>
+        <w:t>)</w:t>
       </w:r>
     </w:p>
     <w:p>
       <w:pPr>
         <w:jc w:val="right"/>
       </w:pPr>
+      <w:proofErr w:type="spellStart"/>
       <w:r>
         <w:rPr>
           <w:color w:val="646464"/>
         </w:rPr>
-        <w:t>Emisión: Junio 2026 | Revisión: 01 | Aprobado por: Ing. J.M. Grasso</w:t>
+        <w:t>Emisión</w:t>
+      </w:r>
+      <w:proofErr w:type="spellEnd"/>
+      <w:r>
+        <w:rPr>
+          <w:color w:val="646464"/>
+        </w:rPr>
+        <w:t xml:space="preserve">: Junio 2026 | </w:t>
+      </w:r>
+      <w:proofErr w:type="spellStart"/>
+      <w:r>
+        <w:rPr>
+          <w:color w:val="646464"/>
+        </w:rPr>
+        <w:t>Revisión</w:t>
+      </w:r>
+      <w:proofErr w:type="spellEnd"/>
+      <w:r>
+        <w:rPr>
+          <w:color w:val="646464"/>
+        </w:rPr>
+        <w:t>: 01</w:t>
       </w:r>
     </w:p>
     <w:p>
@@ -54,32 +101,42 @@
     <w:tbl>
       <w:tblPr>
         <w:tblStyle w:val="Tablaconcuadrcula"/>
-        <w:tblW w:w="0" w:type="auto"/>
+        <w:tblW w:w="9223" w:type="dxa"/>
+        <w:tblInd w:w="-34" w:type="dxa"/>
         <w:tblLook w:val="04A0" w:firstRow="1" w:lastRow="0" w:firstColumn="1" w:lastColumn="0" w:noHBand="0" w:noVBand="1"/>
       </w:tblPr>
       <w:tblGrid>
-        <w:gridCol w:w="4320"/>
-        <w:gridCol w:w="4320"/>
+        <w:gridCol w:w="2929"/>
+        <w:gridCol w:w="6294"/>
       </w:tblGrid>
       <w:tr>
         <w:tc>
           <w:tcPr>
-            <w:tcW w:w="4320" w:type="dxa"/>
+            <w:tcW w:w="2929" w:type="dxa"/>
             <w:shd w:val="clear" w:color="auto" w:fill="F8F9F4"/>
           </w:tcPr>
           <w:p>
+            <w:proofErr w:type="spellStart"/>
             <w:r>
               <w:rPr>
                 <w:b/>
                 <w:color w:val="4A5D23"/>
               </w:rPr>
-              <w:t>Producto Final</w:t>
+              <w:t>Producto</w:t>
+            </w:r>
+            <w:proofErr w:type="spellEnd"/>
+            <w:r>
+              <w:rPr>
+                <w:b/>
+                <w:color w:val="4A5D23"/>
+              </w:rPr>
+              <w:t xml:space="preserve"> Final</w:t>
             </w:r>
           </w:p>
         </w:tc>
         <w:tc>
           <w:tcPr>
-            <w:tcW w:w="4320" w:type="dxa"/>
+            <w:tcW w:w="6294" w:type="dxa"/>
           </w:tcPr>
           <w:p>
             <w:r>
@@ -91,7 +148,7 @@
       <w:tr>
         <w:tc>
           <w:tcPr>
-            <w:tcW w:w="4320" w:type="dxa"/>
+            <w:tcW w:w="2929" w:type="dxa"/>
             <w:shd w:val="clear" w:color="auto" w:fill="F8F9F4"/>
           </w:tcPr>
           <w:p>
@@ -106,7 +163,7 @@
         </w:tc>
         <w:tc>
           <w:tcPr>
-            <w:tcW w:w="4320" w:type="dxa"/>
+            <w:tcW w:w="6294" w:type="dxa"/>
           </w:tcPr>
           <w:p>
             <w:r>
@@ -118,7 +175,7 @@
       <w:tr>
         <w:tc>
           <w:tcPr>
-            <w:tcW w:w="4320" w:type="dxa"/>
+            <w:tcW w:w="2929" w:type="dxa"/>
             <w:shd w:val="clear" w:color="auto" w:fill="F8F9F4"/>
           </w:tcPr>
           <w:p>
@@ -133,7 +190,7 @@
         </w:tc>
         <w:tc>
           <w:tcPr>
-            <w:tcW w:w="4320" w:type="dxa"/>
+            <w:tcW w:w="6294" w:type="dxa"/>
           </w:tcPr>
           <w:p>
             <w:r>
@@ -163,17 +220,18 @@
         <w:tblLook w:val="04A0" w:firstRow="1" w:lastRow="0" w:firstColumn="1" w:lastColumn="0" w:noHBand="0" w:noVBand="1"/>
       </w:tblPr>
       <w:tblGrid>
-        <w:gridCol w:w="2880"/>
-        <w:gridCol w:w="2880"/>
-        <w:gridCol w:w="2880"/>
+        <w:gridCol w:w="2151"/>
+        <w:gridCol w:w="1365"/>
+        <w:gridCol w:w="1803"/>
       </w:tblGrid>
       <w:tr>
         <w:tc>
           <w:tcPr>
-            <w:tcW w:w="2880" w:type="dxa"/>
+            <w:tcW w:w="2151" w:type="dxa"/>
             <w:shd w:val="clear" w:color="auto" w:fill="F8F9F4"/>
           </w:tcPr>
           <w:p>
+            <w:proofErr w:type="spellStart"/>
             <w:r>
               <w:rPr>
                 <w:b/>
@@ -181,11 +239,12 @@
               </w:rPr>
               <w:t>Insumo</w:t>
             </w:r>
+            <w:proofErr w:type="spellEnd"/>
           </w:p>
         </w:tc>
         <w:tc>
           <w:tcPr>
-            <w:tcW w:w="2880" w:type="dxa"/>
+            <w:tcW w:w="1365" w:type="dxa"/>
             <w:shd w:val="clear" w:color="auto" w:fill="F8F9F4"/>
           </w:tcPr>
           <w:p>
@@ -200,7 +259,7 @@
         </w:tc>
         <w:tc>
           <w:tcPr>
-            <w:tcW w:w="2880" w:type="dxa"/>
+            <w:tcW w:w="1803" w:type="dxa"/>
             <w:shd w:val="clear" w:color="auto" w:fill="F8F9F4"/>
           </w:tcPr>
           <w:p>
@@ -217,7 +276,7 @@
       <w:tr>
         <w:tc>
           <w:tcPr>
-            <w:tcW w:w="2880" w:type="dxa"/>
+            <w:tcW w:w="2151" w:type="dxa"/>
           </w:tcPr>
           <w:p>
             <w:r>
@@ -227,7 +286,7 @@
         </w:tc>
         <w:tc>
           <w:tcPr>
-            <w:tcW w:w="2880" w:type="dxa"/>
+            <w:tcW w:w="1365" w:type="dxa"/>
           </w:tcPr>
           <w:p>
             <w:r>
@@ -237,7 +296,7 @@
         </w:tc>
         <w:tc>
           <w:tcPr>
-            <w:tcW w:w="2880" w:type="dxa"/>
+            <w:tcW w:w="1803" w:type="dxa"/>
           </w:tcPr>
           <w:p>
             <w:r>
@@ -249,7 +308,7 @@
       <w:tr>
         <w:tc>
           <w:tcPr>
-            <w:tcW w:w="2880" w:type="dxa"/>
+            <w:tcW w:w="2151" w:type="dxa"/>
           </w:tcPr>
           <w:p>
             <w:r>
@@ -259,7 +318,7 @@
         </w:tc>
         <w:tc>
           <w:tcPr>
-            <w:tcW w:w="2880" w:type="dxa"/>
+            <w:tcW w:w="1365" w:type="dxa"/>
           </w:tcPr>
           <w:p>
             <w:r>
@@ -269,7 +328,7 @@
         </w:tc>
         <w:tc>
           <w:tcPr>
-            <w:tcW w:w="2880" w:type="dxa"/>
+            <w:tcW w:w="1803" w:type="dxa"/>
           </w:tcPr>
           <w:p>
             <w:r>
@@ -281,7 +340,7 @@
       <w:tr>
         <w:tc>
           <w:tcPr>
-            <w:tcW w:w="2880" w:type="dxa"/>
+            <w:tcW w:w="2151" w:type="dxa"/>
           </w:tcPr>
           <w:p>
             <w:r>
@@ -291,7 +350,7 @@
         </w:tc>
         <w:tc>
           <w:tcPr>
-            <w:tcW w:w="2880" w:type="dxa"/>
+            <w:tcW w:w="1365" w:type="dxa"/>
           </w:tcPr>
           <w:p>
             <w:r>
@@ -301,7 +360,7 @@
         </w:tc>
         <w:tc>
           <w:tcPr>
-            <w:tcW w:w="2880" w:type="dxa"/>
+            <w:tcW w:w="1803" w:type="dxa"/>
           </w:tcPr>
           <w:p>
             <w:r>
@@ -313,7 +372,7 @@
       <w:tr>
         <w:tc>
           <w:tcPr>
-            <w:tcW w:w="2880" w:type="dxa"/>
+            <w:tcW w:w="2151" w:type="dxa"/>
           </w:tcPr>
           <w:p>
             <w:r>
@@ -323,7 +382,7 @@
         </w:tc>
         <w:tc>
           <w:tcPr>
-            <w:tcW w:w="2880" w:type="dxa"/>
+            <w:tcW w:w="1365" w:type="dxa"/>
           </w:tcPr>
           <w:p>
             <w:r>
@@ -333,7 +392,7 @@
         </w:tc>
         <w:tc>
           <w:tcPr>
-            <w:tcW w:w="2880" w:type="dxa"/>
+            <w:tcW w:w="1803" w:type="dxa"/>
           </w:tcPr>
           <w:p>
             <w:r>
@@ -345,7 +404,7 @@
       <w:tr>
         <w:tc>
           <w:tcPr>
-            <w:tcW w:w="2880" w:type="dxa"/>
+            <w:tcW w:w="2151" w:type="dxa"/>
           </w:tcPr>
           <w:p>
             <w:r>
@@ -355,7 +414,7 @@
         </w:tc>
         <w:tc>
           <w:tcPr>
-            <w:tcW w:w="2880" w:type="dxa"/>
+            <w:tcW w:w="1365" w:type="dxa"/>
           </w:tcPr>
           <w:p>
             <w:r>
@@ -365,7 +424,7 @@
         </w:tc>
         <w:tc>
           <w:tcPr>
-            <w:tcW w:w="2880" w:type="dxa"/>
+            <w:tcW w:w="1803" w:type="dxa"/>
           </w:tcPr>
           <w:p>
             <w:r>
@@ -377,7 +436,7 @@
       <w:tr>
         <w:tc>
           <w:tcPr>
-            <w:tcW w:w="2880" w:type="dxa"/>
+            <w:tcW w:w="2151" w:type="dxa"/>
           </w:tcPr>
           <w:p>
             <w:r>
@@ -387,7 +446,7 @@
         </w:tc>
         <w:tc>
           <w:tcPr>
-            <w:tcW w:w="2880" w:type="dxa"/>
+            <w:tcW w:w="1365" w:type="dxa"/>
           </w:tcPr>
           <w:p>
             <w:r>
@@ -397,7 +456,7 @@
         </w:tc>
         <w:tc>
           <w:tcPr>
-            <w:tcW w:w="2880" w:type="dxa"/>
+            <w:tcW w:w="1803" w:type="dxa"/>
           </w:tcPr>
           <w:p>
             <w:r>
@@ -409,7 +468,7 @@
       <w:tr>
         <w:tc>
           <w:tcPr>
-            <w:tcW w:w="2880" w:type="dxa"/>
+            <w:tcW w:w="2151" w:type="dxa"/>
           </w:tcPr>
           <w:p>
             <w:r>
@@ -419,7 +478,7 @@
         </w:tc>
         <w:tc>
           <w:tcPr>
-            <w:tcW w:w="2880" w:type="dxa"/>
+            <w:tcW w:w="1365" w:type="dxa"/>
           </w:tcPr>
           <w:p>
             <w:r>
@@ -429,7 +488,7 @@
         </w:tc>
         <w:tc>
           <w:tcPr>
-            <w:tcW w:w="2880" w:type="dxa"/>
+            <w:tcW w:w="1803" w:type="dxa"/>
           </w:tcPr>
           <w:p>
             <w:r>
@@ -488,7 +547,7 @@
         <w:tc>
           <w:tcPr>
             <w:tcW w:w="8248" w:type="dxa"/>
-            <w:shd w:val="clear" w:color="auto" w:fill="FAFAFA"/>
+            <w:shd w:val="clear" w:color="auto" w:fill="EEECE1" w:themeFill="background2"/>
           </w:tcPr>
           <w:p>
             <w:proofErr w:type="spellStart"/>
@@ -577,7 +636,7 @@
         <w:tc>
           <w:tcPr>
             <w:tcW w:w="8248" w:type="dxa"/>
-            <w:shd w:val="clear" w:color="auto" w:fill="FAFAFA"/>
+            <w:shd w:val="clear" w:color="auto" w:fill="EEECE1" w:themeFill="background2"/>
           </w:tcPr>
           <w:p>
             <w:r>
@@ -624,6 +683,7 @@
       </w:tr>
     </w:tbl>
     <w:p/>
+    <w:p/>
     <w:tbl>
       <w:tblPr>
         <w:tblW w:w="0" w:type="auto"/>
@@ -658,7 +718,7 @@
         <w:tc>
           <w:tcPr>
             <w:tcW w:w="8248" w:type="dxa"/>
-            <w:shd w:val="clear" w:color="auto" w:fill="FAFAFA"/>
+            <w:shd w:val="clear" w:color="auto" w:fill="EEECE1" w:themeFill="background2"/>
           </w:tcPr>
           <w:p>
             <w:r>
@@ -738,7 +798,7 @@
         <w:tc>
           <w:tcPr>
             <w:tcW w:w="8248" w:type="dxa"/>
-            <w:shd w:val="clear" w:color="auto" w:fill="FAFAFA"/>
+            <w:shd w:val="clear" w:color="auto" w:fill="EEECE1" w:themeFill="background2"/>
           </w:tcPr>
           <w:p>
             <w:r>
@@ -818,7 +878,7 @@
         <w:tc>
           <w:tcPr>
             <w:tcW w:w="8248" w:type="dxa"/>
-            <w:shd w:val="clear" w:color="auto" w:fill="FAFAFA"/>
+            <w:shd w:val="clear" w:color="auto" w:fill="EEECE1" w:themeFill="background2"/>
           </w:tcPr>
           <w:p>
             <w:r>
@@ -898,7 +958,7 @@
         <w:tc>
           <w:tcPr>
             <w:tcW w:w="8248" w:type="dxa"/>
-            <w:shd w:val="clear" w:color="auto" w:fill="FAFAFA"/>
+            <w:shd w:val="clear" w:color="auto" w:fill="EEECE1" w:themeFill="background2"/>
           </w:tcPr>
           <w:p>
             <w:r>
@@ -978,7 +1038,7 @@
         <w:tc>
           <w:tcPr>
             <w:tcW w:w="8248" w:type="dxa"/>
-            <w:shd w:val="clear" w:color="auto" w:fill="FAFAFA"/>
+            <w:shd w:val="clear" w:color="auto" w:fill="EEECE1" w:themeFill="background2"/>
           </w:tcPr>
           <w:p>
             <w:r>
@@ -1058,7 +1118,7 @@
         <w:tc>
           <w:tcPr>
             <w:tcW w:w="8248" w:type="dxa"/>
-            <w:shd w:val="clear" w:color="auto" w:fill="FAFAFA"/>
+            <w:shd w:val="clear" w:color="auto" w:fill="EEECE1" w:themeFill="background2"/>
           </w:tcPr>
           <w:p>
             <w:r>
@@ -1113,6 +1173,56 @@
     </w:sectPr>
   </w:body>
 </w:document>
+</file>
+
+<file path=word/endnotes.xml><?xml version="1.0" encoding="utf-8"?>
+<w:endnotes xmlns:wpc="http://schemas.microsoft.com/office/word/2010/wordprocessingCanvas" xmlns:cx="http://schemas.microsoft.com/office/drawing/2014/chartex" xmlns:cx1="http://schemas.microsoft.com/office/drawing/2015/9/8/chartex" xmlns:cx2="http://schemas.microsoft.com/office/drawing/2015/10/21/chartex" xmlns:cx3="http://schemas.microsoft.com/office/drawing/2016/5/9/chartex" xmlns:cx4="http://schemas.microsoft.com/office/drawing/2016/5/10/chartex" xmlns:cx5="http://schemas.microsoft.com/office/drawing/2016/5/11/chartex" xmlns:cx6="http://schemas.microsoft.com/office/drawing/2016/5/12/chartex" xmlns:cx7="http://schemas.microsoft.com/office/drawing/2016/5/13/chartex" xmlns:cx8="http://schemas.microsoft.com/office/drawing/2016/5/14/chartex" xmlns:mc="http://schemas.openxmlformats.org/markup-compatibility/2006" xmlns:aink="http://schemas.microsoft.com/office/drawing/2016/ink" xmlns:am3d="http://schemas.microsoft.com/office/drawing/2017/model3d" xmlns:o="urn:schemas-microsoft-com:office:office" xmlns:oel="http://schemas.microsoft.com/office/2019/extlst" xmlns:r="http://schemas.openxmlformats.org/officeDocument/2006/relationships" xmlns:m="http://schemas.openxmlformats.org/officeDocument/2006/math" xmlns:v="urn:schemas-microsoft-com:vml" xmlns:wp14="http://schemas.microsoft.com/office/word/2010/wordprocessingDrawing" xmlns:wp="http://schemas.openxmlformats.org/drawingml/2006/wordprocessingDrawing" xmlns:w10="urn:schemas-microsoft-com:office:word" xmlns:w="http://schemas.openxmlformats.org/wordprocessingml/2006/main" xmlns:w14="http://schemas.microsoft.com/office/word/2010/wordml" xmlns:w15="http://schemas.microsoft.com/office/word/2012/wordml" xmlns:w16cex="http://schemas.microsoft.com/office/word/2018/wordml/cex" xmlns:w16cid="http://schemas.microsoft.com/office/word/2016/wordml/cid" xmlns:w16="http://schemas.microsoft.com/office/word/2018/wordml" xmlns:w16sdtdh="http://schemas.microsoft.com/office/word/2020/wordml/sdtdatahash" xmlns:w16se="http://schemas.microsoft.com/office/word/2015/wordml/symex" xmlns:wpg="http://schemas.microsoft.com/office/word/2010/wordprocessingGroup" xmlns:wpi="http://schemas.microsoft.com/office/word/2010/wordprocessingInk" xmlns:wne="http://schemas.microsoft.com/office/word/2006/wordml" xmlns:wps="http://schemas.microsoft.com/office/word/2010/wordprocessingShape" mc:Ignorable="w14 w15 w16se w16cid w16 w16cex w16sdtdh wp14">
+  <w:endnote w:type="separator" w:id="-1">
+    <w:p>
+      <w:pPr>
+        <w:spacing w:after="0" w:line="240" w:lineRule="auto"/>
+      </w:pPr>
+      <w:r>
+        <w:separator/>
+      </w:r>
+    </w:p>
+  </w:endnote>
+  <w:endnote w:type="continuationSeparator" w:id="0">
+    <w:p>
+      <w:pPr>
+        <w:spacing w:after="0" w:line="240" w:lineRule="auto"/>
+      </w:pPr>
+      <w:r>
+        <w:continuationSeparator/>
+      </w:r>
+    </w:p>
+  </w:endnote>
+</w:endnotes>
+</file>
+
+<file path=word/footnotes.xml><?xml version="1.0" encoding="utf-8"?>
+<w:footnotes xmlns:wpc="http://schemas.microsoft.com/office/word/2010/wordprocessingCanvas" xmlns:cx="http://schemas.microsoft.com/office/drawing/2014/chartex" xmlns:cx1="http://schemas.microsoft.com/office/drawing/2015/9/8/chartex" xmlns:cx2="http://schemas.microsoft.com/office/drawing/2015/10/21/chartex" xmlns:cx3="http://schemas.microsoft.com/office/drawing/2016/5/9/chartex" xmlns:cx4="http://schemas.microsoft.com/office/drawing/2016/5/10/chartex" xmlns:cx5="http://schemas.microsoft.com/office/drawing/2016/5/11/chartex" xmlns:cx6="http://schemas.microsoft.com/office/drawing/2016/5/12/chartex" xmlns:cx7="http://schemas.microsoft.com/office/drawing/2016/5/13/chartex" xmlns:cx8="http://schemas.microsoft.com/office/drawing/2016/5/14/chartex" xmlns:mc="http://schemas.openxmlformats.org/markup-compatibility/2006" xmlns:aink="http://schemas.microsoft.com/office/drawing/2016/ink" xmlns:am3d="http://schemas.microsoft.com/office/drawing/2017/model3d" xmlns:o="urn:schemas-microsoft-com:office:office" xmlns:oel="http://schemas.microsoft.com/office/2019/extlst" xmlns:r="http://schemas.openxmlformats.org/officeDocument/2006/relationships" xmlns:m="http://schemas.openxmlformats.org/officeDocument/2006/math" xmlns:v="urn:schemas-microsoft-com:vml" xmlns:wp14="http://schemas.microsoft.com/office/word/2010/wordprocessingDrawing" xmlns:wp="http://schemas.openxmlformats.org/drawingml/2006/wordprocessingDrawing" xmlns:w10="urn:schemas-microsoft-com:office:word" xmlns:w="http://schemas.openxmlformats.org/wordprocessingml/2006/main" xmlns:w14="http://schemas.microsoft.com/office/word/2010/wordml" xmlns:w15="http://schemas.microsoft.com/office/word/2012/wordml" xmlns:w16cex="http://schemas.microsoft.com/office/word/2018/wordml/cex" xmlns:w16cid="http://schemas.microsoft.com/office/word/2016/wordml/cid" xmlns:w16="http://schemas.microsoft.com/office/word/2018/wordml" xmlns:w16sdtdh="http://schemas.microsoft.com/office/word/2020/wordml/sdtdatahash" xmlns:w16se="http://schemas.microsoft.com/office/word/2015/wordml/symex" xmlns:wpg="http://schemas.microsoft.com/office/word/2010/wordprocessingGroup" xmlns:wpi="http://schemas.microsoft.com/office/word/2010/wordprocessingInk" xmlns:wne="http://schemas.microsoft.com/office/word/2006/wordml" xmlns:wps="http://schemas.microsoft.com/office/word/2010/wordprocessingShape" mc:Ignorable="w14 w15 w16se w16cid w16 w16cex w16sdtdh wp14">
+  <w:footnote w:type="separator" w:id="-1">
+    <w:p>
+      <w:pPr>
+        <w:spacing w:after="0" w:line="240" w:lineRule="auto"/>
+      </w:pPr>
+      <w:r>
+        <w:separator/>
+      </w:r>
+    </w:p>
+  </w:footnote>
+  <w:footnote w:type="continuationSeparator" w:id="0">
+    <w:p>
+      <w:pPr>
+        <w:spacing w:after="0" w:line="240" w:lineRule="auto"/>
+      </w:pPr>
+      <w:r>
+        <w:continuationSeparator/>
+      </w:r>
+    </w:p>
+  </w:footnote>
+</w:footnotes>
 </file>
 
 <file path=word/numbering.xml><?xml version="1.0" encoding="utf-8"?>

--- a/06_Estandarizacion_Procesos/POE_01_Tortillas_Estilizado.docx
+++ b/06_Estandarizacion_Procesos/POE_01_Tortillas_Estilizado.docx
@@ -856,6 +856,9 @@
         <w:gridCol w:w="8248"/>
       </w:tblGrid>
       <w:tr>
+        <w:trPr>
+          <w:trHeight w:val="1535"/>
+        </w:trPr>
         <w:tc>
           <w:tcPr>
             <w:tcW w:w="392" w:type="dxa"/>
